--- a/Rebuilding-after-the-Shatter.docx
+++ b/Rebuilding-after-the-Shatter.docx
@@ -3113,71 +3113,87 @@
         <w:pStyle w:val="FirstParagraph"/>
       </w:pPr>
       <w:r>
-        <w:t xml:space="preserve">This book did not come to life in isolation. It was carried — by love, by prayer, and by the quiet faithfulness of people who believed in it before it was finished.</w:t>
-      </w:r>
-    </w:p>
-    <w:p>
-      <w:pPr>
-        <w:pStyle w:val="BodyText"/>
-      </w:pPr>
-      <w:r>
-        <w:t xml:space="preserve">To my parents, Innocent and Elina Ichoja — thank you for giving me a foundation of love strong enough to build everything else upon. Your care, your sacrifice, and your belief in me shaped who I am as a woman, as a professional, and as someone who dares to tell other women that healing is possible. I would not be here without you.</w:t>
-      </w:r>
-    </w:p>
-    <w:p>
-      <w:pPr>
-        <w:pStyle w:val="BodyText"/>
-      </w:pPr>
-      <w:r>
-        <w:t xml:space="preserve">To my brother, Adakole — the firstborn who held us all together before we knew we needed holding. Thank you for being a constant presence and a steady example.</w:t>
-      </w:r>
-    </w:p>
-    <w:p>
-      <w:pPr>
-        <w:pStyle w:val="BodyText"/>
-      </w:pPr>
-      <w:r>
-        <w:t xml:space="preserve">To my husband, Dami — thank you for your patience, your encouragement, and for giving me the peace and the space to write. This book exists in part because of the home we have built together, and the love that holds it. And to Aunty Remi — thank you for welcoming me with such warmth and for being the kind of family that makes a woman feel seen. The way you love Damion and Yannick — always returning from your travels with gifts and a heart full of joy for them — is something they will carry with them long after they have grown.</w:t>
-      </w:r>
-    </w:p>
-    <w:p>
-      <w:pPr>
-        <w:pStyle w:val="BodyText"/>
-      </w:pPr>
-      <w:r>
-        <w:t xml:space="preserve">To my two boys, Damion and Yannick — you are my greatest joy and my loudest motivation. Everything I write, I write with you in mind.</w:t>
-      </w:r>
-    </w:p>
-    <w:p>
-      <w:pPr>
-        <w:pStyle w:val="BodyText"/>
-      </w:pPr>
-      <w:r>
-        <w:t xml:space="preserve">To my elder sister, Ene Macharm, and her husband, Ricky Macharm — thank you for your unwavering love and support. Ene, you have always been more than a sister; you have been a steady presence through every season. Ricky, this book would not exist in the form it does without your generous editorial work and your commitment to seeing it properly prepared for the world. You gave your time, your expertise, and your care to these pages, and I am deeply grateful. To Yeesha and Elroi — whom I had the privilege of loving and helping to raise before I became a mother myself — you gave me more than you know.</w:t>
-      </w:r>
-    </w:p>
-    <w:p>
-      <w:pPr>
-        <w:pStyle w:val="BodyText"/>
-      </w:pPr>
-      <w:r>
-        <w:t xml:space="preserve">To Ada — Ene’s twin, and one of the most extraordinary women I know. You have walked through loss with a grace and a quiet strength that leaves everyone who loves you in awe. The tenderness and courage with which you love and raise Othniel and Eliana is a living testimony to the very resilience this book speaks of. You are an inspiration — not in spite of what you have faced, but because of how you have chosen to face it.</w:t>
-      </w:r>
-    </w:p>
-    <w:p>
-      <w:pPr>
-        <w:pStyle w:val="BodyText"/>
-      </w:pPr>
-      <w:r>
-        <w:t xml:space="preserve">To the women who trusted me with their stories during my years as a counsellor — your courage is the heartbeat of this book. You showed me, over and over again, that healing is not only possible; it is inevitable when a woman decides she is worth it.</w:t>
-      </w:r>
-    </w:p>
-    <w:p>
-      <w:pPr>
-        <w:pStyle w:val="BodyText"/>
-      </w:pPr>
-      <w:r>
-        <w:t xml:space="preserve">And to every woman reading these pages — this acknowledgement belongs to you too. The fact that you picked up this book says something extraordinary about who you are. You are already on your way.</w:t>
+        <w:t xml:space="preserve">This book did not come to life in isolation. It was carried — by love, by prayer, and by the quiet faithfulness of people who believed in it long before it was complete.</w:t>
+      </w:r>
+    </w:p>
+    <w:p>
+      <w:pPr>
+        <w:pStyle w:val="BodyText"/>
+      </w:pPr>
+      <w:r>
+        <w:t xml:space="preserve">To my parents, Innocent and Elina Ichoja — thank you for giving me a foundation strong enough to build everything else upon. Your sacrifices, your care, and your unwavering belief in me shaped who I am — as a woman, as a professional, and as someone who dares to tell other women that healing is possible. Everything I am rests, in some way, on what you first gave me.</w:t>
+      </w:r>
+    </w:p>
+    <w:p>
+      <w:pPr>
+        <w:pStyle w:val="BodyText"/>
+      </w:pPr>
+      <w:r>
+        <w:t xml:space="preserve">To my darling husband, Dami — thank you for your patience, your encouragement, and for creating the kind of peace that allows dreams to grow. This book exists in part because of the home we have built together — a place of love, safety, and quiet strength.</w:t>
+      </w:r>
+    </w:p>
+    <w:p>
+      <w:pPr>
+        <w:pStyle w:val="BodyText"/>
+      </w:pPr>
+      <w:r>
+        <w:t xml:space="preserve">To my Big mummy, Remi — thank you for embracing me with such warmth and for being the kind of family every woman hopes to marry into. The love you show, especially to Damion and Yannick — always thoughtful, always generous, always full of joy — is something they will carry with them for a lifetime.</w:t>
+      </w:r>
+    </w:p>
+    <w:p>
+      <w:pPr>
+        <w:pStyle w:val="BodyText"/>
+      </w:pPr>
+      <w:r>
+        <w:t xml:space="preserve">To my two boys, Damion and Yannick — you are my greatest joy and my deepest motivation. Everything I write carries a piece of you. You remind me daily why healing, wholeness, and legacy matter.</w:t>
+      </w:r>
+    </w:p>
+    <w:p>
+      <w:pPr>
+        <w:pStyle w:val="BodyText"/>
+      </w:pPr>
+      <w:r>
+        <w:t xml:space="preserve">To my elder sister, Ene Macharm — thank you for being a constant in every season of my life. Your presence has always been steady, reassuring, and full of love.</w:t>
+      </w:r>
+    </w:p>
+    <w:p>
+      <w:pPr>
+        <w:pStyle w:val="BodyText"/>
+      </w:pPr>
+      <w:r>
+        <w:t xml:space="preserve">And to Ricky Macharm — this book carries your fingerprints in ways words can hardly capture. Your editorial insight, your dedication, and your commitment to excellence did more than refine these pages — you helped bring this vision fully to life. You gave your time, your expertise, and your heart to this work, and because of you, this book stands stronger, clearer, and ready for the world. I am deeply, deeply grateful.</w:t>
+      </w:r>
+    </w:p>
+    <w:p>
+      <w:pPr>
+        <w:pStyle w:val="BodyText"/>
+      </w:pPr>
+      <w:r>
+        <w:t xml:space="preserve">To Yeesha and Elroi — loving and helping to raise you before I became a mother shaped me in ways I will always cherish. You were part of my becoming.</w:t>
+      </w:r>
+    </w:p>
+    <w:p>
+      <w:pPr>
+        <w:pStyle w:val="BodyText"/>
+      </w:pPr>
+      <w:r>
+        <w:t xml:space="preserve">To Ada — a woman of remarkable strength and quiet grace. The way you have walked through life’s hardest seasons with courage, and the tenderness with which you love and raise Othniel and Eliana, is a living testament to resilience. You inspire not by what you have faced, but by how you have chosen to rise through it.</w:t>
+      </w:r>
+    </w:p>
+    <w:p>
+      <w:pPr>
+        <w:pStyle w:val="BodyText"/>
+      </w:pPr>
+      <w:r>
+        <w:t xml:space="preserve">To the women who trusted me with their stories during my years as a counsellor — your courage is the heartbeat of this book. You showed me that healing is not distant or abstract; it is real, it is possible, and it begins the moment a woman decides she is worthy of it.</w:t>
+      </w:r>
+    </w:p>
+    <w:p>
+      <w:pPr>
+        <w:pStyle w:val="BodyText"/>
+      </w:pPr>
+      <w:r>
+        <w:t xml:space="preserve">And to every woman reading these pages — this acknowledgement belongs to you too. The very fact that you are here speaks of courage, of hope, of a quiet decision to become more. You are not just reading this book; you are stepping into your own healing.</w:t>
       </w:r>
     </w:p>
     <w:bookmarkEnd w:id="63"/>

--- a/Rebuilding-after-the-Shatter.docx
+++ b/Rebuilding-after-the-Shatter.docx
@@ -3129,39 +3129,39 @@
         <w:pStyle w:val="BodyText"/>
       </w:pPr>
       <w:r>
-        <w:t xml:space="preserve">To my darling husband, Dami — thank you for your patience, your encouragement, and for creating the kind of peace that allows dreams to grow. This book exists in part because of the home we have built together — a place of love, safety, and quiet strength.</w:t>
-      </w:r>
-    </w:p>
-    <w:p>
-      <w:pPr>
-        <w:pStyle w:val="BodyText"/>
-      </w:pPr>
-      <w:r>
-        <w:t xml:space="preserve">To my Big mummy, Remi — thank you for embracing me with such warmth and for being the kind of family every woman hopes to marry into. The love you show, especially to Damion and Yannick — always thoughtful, always generous, always full of joy — is something they will carry with them for a lifetime.</w:t>
-      </w:r>
-    </w:p>
-    <w:p>
-      <w:pPr>
-        <w:pStyle w:val="BodyText"/>
-      </w:pPr>
-      <w:r>
-        <w:t xml:space="preserve">To my two boys, Damion and Yannick — you are my greatest joy and my deepest motivation. Everything I write carries a piece of you. You remind me daily why healing, wholeness, and legacy matter.</w:t>
-      </w:r>
-    </w:p>
-    <w:p>
-      <w:pPr>
-        <w:pStyle w:val="BodyText"/>
-      </w:pPr>
-      <w:r>
-        <w:t xml:space="preserve">To my elder sister, Ene Macharm — thank you for being a constant in every season of my life. Your presence has always been steady, reassuring, and full of love.</w:t>
-      </w:r>
-    </w:p>
-    <w:p>
-      <w:pPr>
-        <w:pStyle w:val="BodyText"/>
-      </w:pPr>
-      <w:r>
-        <w:t xml:space="preserve">And to Ricky Macharm — this book carries your fingerprints in ways words can hardly capture. Your editorial insight, your dedication, and your commitment to excellence did more than refine these pages — you helped bring this vision fully to life. You gave your time, your expertise, and your heart to this work, and because of you, this book stands stronger, clearer, and ready for the world. I am deeply, deeply grateful.</w:t>
+        <w:t xml:space="preserve">To my darling husband, Dami — thank you for your patience, your encouragement, and for creating the kind of peace that allows dreams to grow. This book exists in part because of the home we have built together — a place where love is quiet and strength is real.</w:t>
+      </w:r>
+    </w:p>
+    <w:p>
+      <w:pPr>
+        <w:pStyle w:val="BodyText"/>
+      </w:pPr>
+      <w:r>
+        <w:t xml:space="preserve">To my Big mummy, Remi — thank you for embracing me with such warmth and for being the kind of family every woman hopes to marry into. The love you show Damion and Yannick — always showing up with joy and something thoughtful in hand — is something they will carry with them for a lifetime.</w:t>
+      </w:r>
+    </w:p>
+    <w:p>
+      <w:pPr>
+        <w:pStyle w:val="BodyText"/>
+      </w:pPr>
+      <w:r>
+        <w:t xml:space="preserve">To my two boys, Damion and Yannick — you are my greatest joy and my deepest motivation. Everything I write carries a piece of you. You remind me daily why any of this matters.</w:t>
+      </w:r>
+    </w:p>
+    <w:p>
+      <w:pPr>
+        <w:pStyle w:val="BodyText"/>
+      </w:pPr>
+      <w:r>
+        <w:t xml:space="preserve">To my elder sister, Ene Macharm — thank you for being a constant in every season of my life. Your presence has always been steady. That is enough. It has always been enough.</w:t>
+      </w:r>
+    </w:p>
+    <w:p>
+      <w:pPr>
+        <w:pStyle w:val="BodyText"/>
+      </w:pPr>
+      <w:r>
+        <w:t xml:space="preserve">And to Ricky Macharm — this book carries your fingerprints in ways words can hardly capture. Your editorial insight and sheer dedication did more than refine these pages — you helped bring this vision fully to life. You gave your time, your expertise, and your heart to this work. Because of you, this book is what it is. I am deeply, deeply grateful.</w:t>
       </w:r>
     </w:p>
     <w:p>
@@ -3177,7 +3177,7 @@
         <w:pStyle w:val="BodyText"/>
       </w:pPr>
       <w:r>
-        <w:t xml:space="preserve">To Ada — a woman of remarkable strength and quiet grace. The way you have walked through life’s hardest seasons with courage, and the tenderness with which you love and raise Othniel and Eliana, is a living testament to resilience. You inspire not by what you have faced, but by how you have chosen to rise through it.</w:t>
+        <w:t xml:space="preserve">To Ada — a woman of remarkable strength and quiet grace. The way you love and raise Othniel and Eliana through life’s hardest seasons — with tenderness, without bitterness — is what resilience looks like up close. What inspires me is not what you have faced, but the way you chose to rise.</w:t>
       </w:r>
     </w:p>
     <w:p>
@@ -3193,7 +3193,7 @@
         <w:pStyle w:val="BodyText"/>
       </w:pPr>
       <w:r>
-        <w:t xml:space="preserve">And to every woman reading these pages — this acknowledgement belongs to you too. The very fact that you are here speaks of courage, of hope, of a quiet decision to become more. You are not just reading this book; you are stepping into your own healing.</w:t>
+        <w:t xml:space="preserve">And to every woman reading these pages — this acknowledgement belongs to you too. The very fact that you are here speaks of something brave in you. You are not just reading this book; you are stepping into your own healing.</w:t>
       </w:r>
     </w:p>
     <w:bookmarkEnd w:id="63"/>
